--- a/Project Design Doc.docx
+++ b/Project Design Doc.docx
@@ -370,7 +370,14 @@
                       <w:i/>
                       <w:color w:val="B7B7B7"/>
                     </w:rPr>
-                    <w:t>Fist person shooter</w:t>
+                    <w:t>First</w:t>
+                  </w:r>
+                  <w:r>
+                    <w:rPr>
+                      <w:i/>
+                      <w:color w:val="B7B7B7"/>
+                    </w:rPr>
+                    <w:t xml:space="preserve"> person shooter</w:t>
                   </w:r>
                 </w:p>
               </w:tc>
@@ -474,9 +481,11 @@
               <w:widowControl w:val="0"/>
               <w:spacing w:line="240" w:lineRule="auto"/>
             </w:pPr>
+            <w:proofErr w:type="gramStart"/>
             <w:r>
               <w:t>where</w:t>
             </w:r>
+            <w:proofErr w:type="gramEnd"/>
           </w:p>
           <w:tbl>
             <w:tblPr>
@@ -556,8 +565,13 @@
               <w:spacing w:line="240" w:lineRule="auto"/>
             </w:pPr>
             <w:r>
-              <w:t>makes the player</w:t>
+              <w:t xml:space="preserve">makes the </w:t>
             </w:r>
+            <w:proofErr w:type="gramStart"/>
+            <w:r>
+              <w:t>player</w:t>
+            </w:r>
+            <w:proofErr w:type="gramEnd"/>
           </w:p>
           <w:tbl>
             <w:tblPr>
@@ -789,7 +803,14 @@
                       <w:i/>
                       <w:color w:val="B7B7B7"/>
                     </w:rPr>
-                    <w:t>Neutral cells and antibodycells</w:t>
+                    <w:t xml:space="preserve">Neutral cells and </w:t>
+                  </w:r>
+                  <w:r>
+                    <w:rPr>
+                      <w:i/>
+                      <w:color w:val="B7B7B7"/>
+                    </w:rPr>
+                    <w:t>antibody cells</w:t>
                   </w:r>
                 </w:p>
               </w:tc>
@@ -1042,7 +1063,49 @@
                       <w:i/>
                       <w:color w:val="B7B7B7"/>
                     </w:rPr>
-                    <w:t>Get a highscore by destroying as manny antibodycells and as less neutral cells as possible.</w:t>
+                    <w:t xml:space="preserve">Get a </w:t>
+                  </w:r>
+                  <w:r>
+                    <w:rPr>
+                      <w:i/>
+                      <w:color w:val="B7B7B7"/>
+                    </w:rPr>
+                    <w:t>high score</w:t>
+                  </w:r>
+                  <w:r>
+                    <w:rPr>
+                      <w:i/>
+                      <w:color w:val="B7B7B7"/>
+                    </w:rPr>
+                    <w:t xml:space="preserve"> by destroying as </w:t>
+                  </w:r>
+                  <w:r>
+                    <w:rPr>
+                      <w:i/>
+                      <w:color w:val="B7B7B7"/>
+                    </w:rPr>
+                    <w:t>many</w:t>
+                  </w:r>
+                  <w:r>
+                    <w:rPr>
+                      <w:i/>
+                      <w:color w:val="B7B7B7"/>
+                    </w:rPr>
+                    <w:t xml:space="preserve"> </w:t>
+                  </w:r>
+                  <w:r>
+                    <w:rPr>
+                      <w:i/>
+                      <w:color w:val="B7B7B7"/>
+                    </w:rPr>
+                    <w:t>antibody cells</w:t>
+                  </w:r>
+                  <w:r>
+                    <w:rPr>
+                      <w:i/>
+                      <w:color w:val="B7B7B7"/>
+                    </w:rPr>
+                    <w:t xml:space="preserve"> and as less neutral cells as possible.</w:t>
                   </w:r>
                 </w:p>
               </w:tc>
@@ -1179,7 +1242,15 @@
               <w:spacing w:line="240" w:lineRule="auto"/>
             </w:pPr>
             <w:r>
-              <w:t xml:space="preserve">There will be sound effects </w:t>
+              <w:t xml:space="preserve">There will be sound </w:t>
+            </w:r>
+            <w:proofErr w:type="gramStart"/>
+            <w:r>
+              <w:t>effects</w:t>
+            </w:r>
+            <w:proofErr w:type="gramEnd"/>
+            <w:r>
+              <w:t xml:space="preserve"> </w:t>
             </w:r>
           </w:p>
           <w:tbl>
@@ -1327,7 +1398,21 @@
                       <w:i/>
                       <w:color w:val="B7B7B7"/>
                     </w:rPr>
-                    <w:t>A small explosion when neutral cells explode and when antibodycells die</w:t>
+                    <w:t xml:space="preserve">A small explosion when neutral cells explode and when </w:t>
+                  </w:r>
+                  <w:r>
+                    <w:rPr>
+                      <w:i/>
+                      <w:color w:val="B7B7B7"/>
+                    </w:rPr>
+                    <w:t>antibody cells</w:t>
+                  </w:r>
+                  <w:r>
+                    <w:rPr>
+                      <w:i/>
+                      <w:color w:val="B7B7B7"/>
+                    </w:rPr>
+                    <w:t xml:space="preserve"> die</w:t>
                   </w:r>
                 </w:p>
               </w:tc>
@@ -1420,8 +1505,13 @@
               <w:t>optional</w:t>
             </w:r>
             <w:r>
-              <w:t>] There will also be</w:t>
+              <w:t xml:space="preserve">] There will also </w:t>
             </w:r>
+            <w:proofErr w:type="gramStart"/>
+            <w:r>
+              <w:t>be</w:t>
+            </w:r>
+            <w:proofErr w:type="gramEnd"/>
           </w:p>
           <w:tbl>
             <w:tblPr>
@@ -1654,7 +1744,21 @@
                       <w:i/>
                       <w:color w:val="B7B7B7"/>
                     </w:rPr>
-                    <w:t xml:space="preserve">More enemys will occur </w:t>
+                    <w:t xml:space="preserve">More </w:t>
+                  </w:r>
+                  <w:r>
+                    <w:rPr>
+                      <w:i/>
+                      <w:color w:val="B7B7B7"/>
+                    </w:rPr>
+                    <w:t>enemies</w:t>
+                  </w:r>
+                  <w:r>
+                    <w:rPr>
+                      <w:i/>
+                      <w:color w:val="B7B7B7"/>
+                    </w:rPr>
+                    <w:t xml:space="preserve"> will occur </w:t>
                   </w:r>
                 </w:p>
               </w:tc>
@@ -1838,8 +1942,13 @@
               <w:t>optional</w:t>
             </w:r>
             <w:r>
-              <w:t>] There will also be</w:t>
+              <w:t xml:space="preserve">] There will also </w:t>
             </w:r>
+            <w:proofErr w:type="gramStart"/>
+            <w:r>
+              <w:t>be</w:t>
+            </w:r>
+            <w:proofErr w:type="gramEnd"/>
           </w:p>
           <w:tbl>
             <w:tblPr>
@@ -1885,7 +1994,37 @@
                       <w:i/>
                       <w:color w:val="B7B7B7"/>
                     </w:rPr>
-                    <w:t>An option for us to mutate, so we can make more damage to our enemys.</w:t>
+                    <w:t xml:space="preserve">An option for us to mutate, so we can </w:t>
+                  </w:r>
+                  <w:proofErr w:type="gramStart"/>
+                  <w:r>
+                    <w:rPr>
+                      <w:i/>
+                      <w:color w:val="B7B7B7"/>
+                    </w:rPr>
+                    <w:t>make</w:t>
+                  </w:r>
+                  <w:proofErr w:type="gramEnd"/>
+                  <w:r>
+                    <w:rPr>
+                      <w:i/>
+                      <w:color w:val="B7B7B7"/>
+                    </w:rPr>
+                    <w:t xml:space="preserve"> more damage to our </w:t>
+                  </w:r>
+                  <w:r>
+                    <w:rPr>
+                      <w:i/>
+                      <w:color w:val="B7B7B7"/>
+                    </w:rPr>
+                    <w:t>enemies</w:t>
+                  </w:r>
+                  <w:r>
+                    <w:rPr>
+                      <w:i/>
+                      <w:color w:val="B7B7B7"/>
+                    </w:rPr>
+                    <w:t>.</w:t>
                   </w:r>
                   <w:r>
                     <w:rPr>
@@ -1916,7 +2055,23 @@
                       <w:i/>
                       <w:color w:val="B7B7B7"/>
                     </w:rPr>
-                    <w:t>We will get XP by letting neutral cells alive at the end of an level, addicted to the quantity of the living neutral cells.</w:t>
+                    <w:t xml:space="preserve">We will get XP by letting neutral cells alive at the end of </w:t>
+                  </w:r>
+                  <w:proofErr w:type="gramStart"/>
+                  <w:r>
+                    <w:rPr>
+                      <w:i/>
+                      <w:color w:val="B7B7B7"/>
+                    </w:rPr>
+                    <w:t>an</w:t>
+                  </w:r>
+                  <w:proofErr w:type="gramEnd"/>
+                  <w:r>
+                    <w:rPr>
+                      <w:i/>
+                      <w:color w:val="B7B7B7"/>
+                    </w:rPr>
+                    <w:t xml:space="preserve"> level, addicted to the quantity of the living neutral cells.</w:t>
                   </w:r>
                 </w:p>
               </w:tc>
@@ -2355,7 +2510,14 @@
                       <w:i/>
                       <w:color w:val="B7B7B7"/>
                     </w:rPr>
-                    <w:t>- we got hit from enemys</w:t>
+                    <w:t xml:space="preserve">- we got hit from </w:t>
+                  </w:r>
+                  <w:r>
+                    <w:rPr>
+                      <w:i/>
+                      <w:color w:val="B7B7B7"/>
+                    </w:rPr>
+                    <w:t>enemies</w:t>
                   </w:r>
                 </w:p>
               </w:tc>
@@ -2542,8 +2704,13 @@
               <w:spacing w:line="240" w:lineRule="auto"/>
             </w:pPr>
             <w:r>
-              <w:t>and the game will end when</w:t>
+              <w:t xml:space="preserve">and the game will end </w:t>
             </w:r>
+            <w:proofErr w:type="gramStart"/>
+            <w:r>
+              <w:t>when</w:t>
+            </w:r>
+            <w:proofErr w:type="gramEnd"/>
           </w:p>
           <w:tbl>
             <w:tblPr>
@@ -2785,7 +2952,23 @@
                       <w:i/>
                       <w:color w:val="B7B7B7"/>
                     </w:rPr>
-                    <w:t>, the player loses all its mutations and has to start completely at zero.</w:t>
+                    <w:t xml:space="preserve">, the player loses all its mutations and </w:t>
+                  </w:r>
+                  <w:proofErr w:type="gramStart"/>
+                  <w:r>
+                    <w:rPr>
+                      <w:i/>
+                      <w:color w:val="B7B7B7"/>
+                    </w:rPr>
+                    <w:t>has to</w:t>
+                  </w:r>
+                  <w:proofErr w:type="gramEnd"/>
+                  <w:r>
+                    <w:rPr>
+                      <w:i/>
+                      <w:color w:val="B7B7B7"/>
+                    </w:rPr>
+                    <w:t xml:space="preserve"> start completely at zero.</w:t>
                   </w:r>
                 </w:p>
               </w:tc>
